--- a/EXPORTS/DOCX/review/niveau3/Dutch/Princessehof.docx
+++ b/EXPORTS/DOCX/review/niveau3/Dutch/Princessehof.docx
@@ -16,8 +16,8 @@
         <w:autoSpaceDN w:val="0"/>
         <w:autoSpaceDE w:val="0"/>
         <w:widowControl/>
-        <w:spacing w:line="720" w:lineRule="exact" w:before="0" w:after="0"/>
-        <w:ind w:left="0" w:right="0" w:firstLine="0"/>
+        <w:spacing w:line="668" w:lineRule="exact" w:before="52" w:after="0"/>
+        <w:ind w:left="0" w:right="7056" w:firstLine="0"/>
         <w:jc w:val="left"/>
       </w:pPr>
       <w:r>
@@ -28,18 +28,11 @@
           <w:color w:val="000000"/>
           <w:sz w:val="48"/>
         </w:rPr>
-        <w:t>Princessehof</w:t>
+        <w:t xml:space="preserve">Princessehof </w:t>
       </w:r>
-    </w:p>
-    <w:p>
-      <w:pPr>
-        <w:autoSpaceDN w:val="0"/>
-        <w:autoSpaceDE w:val="0"/>
-        <w:widowControl/>
-        <w:spacing w:line="540" w:lineRule="exact" w:before="214" w:after="0"/>
-        <w:ind w:left="0" w:right="0" w:firstLine="0"/>
-        <w:jc w:val="left"/>
-      </w:pPr>
+      <w:r>
+        <w:br/>
+      </w:r>
       <w:r>
         <w:rPr>
           <w:rFonts w:ascii="Charis SIL Bold" w:hAnsi="Charis SIL Bold" w:eastAsia="Charis SIL Bold"/>
@@ -48,18 +41,11 @@
           <w:color w:val="000000"/>
           <w:sz w:val="36"/>
         </w:rPr>
-        <w:t>Abstract</w:t>
+        <w:t xml:space="preserve">Abstract </w:t>
       </w:r>
-    </w:p>
-    <w:p>
-      <w:pPr>
-        <w:autoSpaceDN w:val="0"/>
-        <w:autoSpaceDE w:val="0"/>
-        <w:widowControl/>
-        <w:spacing w:line="352" w:lineRule="exact" w:before="228" w:after="0"/>
-        <w:ind w:left="0" w:right="0" w:firstLine="0"/>
-        <w:jc w:val="left"/>
-      </w:pPr>
+      <w:r>
+        <w:br/>
+      </w:r>
       <w:r>
         <w:rPr>
           <w:rFonts w:ascii="Charis SIL Regular" w:hAnsi="Charis SIL Regular" w:eastAsia="Charis SIL Regular"/>
@@ -76,8 +62,8 @@
         <w:autoSpaceDN w:val="0"/>
         <w:autoSpaceDE w:val="0"/>
         <w:widowControl/>
-        <w:spacing w:line="420" w:lineRule="exact" w:before="204" w:after="0"/>
-        <w:ind w:left="0" w:right="0" w:firstLine="0"/>
+        <w:spacing w:line="562" w:lineRule="exact" w:before="62" w:after="0"/>
+        <w:ind w:left="0" w:right="8208" w:firstLine="0"/>
         <w:jc w:val="left"/>
       </w:pPr>
       <w:r>
@@ -88,18 +74,11 @@
           <w:color w:val="000000"/>
           <w:sz w:val="28"/>
         </w:rPr>
-        <w:t>Geschiedenis</w:t>
+        <w:t xml:space="preserve">Geschiedenis </w:t>
       </w:r>
-    </w:p>
-    <w:p>
-      <w:pPr>
-        <w:autoSpaceDN w:val="0"/>
-        <w:autoSpaceDE w:val="0"/>
-        <w:widowControl/>
-        <w:spacing w:line="352" w:lineRule="exact" w:before="210" w:after="0"/>
-        <w:ind w:left="0" w:right="0" w:firstLine="0"/>
-        <w:jc w:val="left"/>
-      </w:pPr>
+      <w:r>
+        <w:br/>
+      </w:r>
       <w:r>
         <w:rPr>
           <w:rFonts w:ascii="Charis SIL Regular" w:hAnsi="Charis SIL Regular" w:eastAsia="Charis SIL Regular"/>
@@ -114,10 +93,13 @@
     <w:p>
       <w:pPr>
         <w:autoSpaceDN w:val="0"/>
+        <w:tabs>
+          <w:tab w:pos="388" w:val="left"/>
+        </w:tabs>
         <w:autoSpaceDE w:val="0"/>
         <w:widowControl/>
-        <w:spacing w:line="540" w:lineRule="exact" w:before="198" w:after="0"/>
-        <w:ind w:left="0" w:right="0" w:firstLine="0"/>
+        <w:spacing w:line="682" w:lineRule="exact" w:before="56" w:after="0"/>
+        <w:ind w:left="0" w:right="4176" w:firstLine="0"/>
         <w:jc w:val="left"/>
       </w:pPr>
       <w:r>
@@ -130,16 +112,12 @@
         </w:rPr>
         <w:t>Related Aids</w:t>
       </w:r>
-    </w:p>
-    <w:p>
-      <w:pPr>
-        <w:autoSpaceDN w:val="0"/>
-        <w:autoSpaceDE w:val="0"/>
-        <w:widowControl/>
-        <w:spacing w:line="352" w:lineRule="exact" w:before="228" w:after="0"/>
-        <w:ind w:left="388" w:right="0" w:firstLine="0"/>
-        <w:jc w:val="left"/>
-      </w:pPr>
+      <w:r>
+        <w:br/>
+      </w:r>
+      <w:r>
+        <w:tab/>
+      </w:r>
       <w:r>
         <w:rPr>
           <w:rFonts w:ascii="Charis SIL Regular" w:hAnsi="Charis SIL Regular" w:eastAsia="Charis SIL Regular"/>
@@ -159,18 +137,8 @@
           <w:sz w:val="24"/>
           <w:u w:val="single"/>
         </w:rPr>
-        <w:t>Volkenkundig Museum 'Gerardus van der Leeuw'</w:t>
+        <w:t xml:space="preserve">Volkenkundig Museum 'Gerardus van der Leeuw' </w:t>
       </w:r>
-    </w:p>
-    <w:p>
-      <w:pPr>
-        <w:autoSpaceDN w:val="0"/>
-        <w:autoSpaceDE w:val="0"/>
-        <w:widowControl/>
-        <w:spacing w:line="540" w:lineRule="exact" w:before="198" w:after="0"/>
-        <w:ind w:left="0" w:right="0" w:firstLine="0"/>
-        <w:jc w:val="left"/>
-      </w:pPr>
       <w:r>
         <w:rPr>
           <w:rFonts w:ascii="Charis SIL Bold" w:hAnsi="Charis SIL Bold" w:eastAsia="Charis SIL Bold"/>
@@ -179,18 +147,11 @@
           <w:color w:val="000000"/>
           <w:sz w:val="36"/>
         </w:rPr>
-        <w:t>Primary sources</w:t>
+        <w:t xml:space="preserve">Primary sources </w:t>
       </w:r>
-    </w:p>
-    <w:p>
-      <w:pPr>
-        <w:autoSpaceDN w:val="0"/>
-        <w:autoSpaceDE w:val="0"/>
-        <w:widowControl/>
-        <w:spacing w:line="538" w:lineRule="exact" w:before="192" w:after="0"/>
-        <w:ind w:left="0" w:right="0" w:firstLine="0"/>
-        <w:jc w:val="left"/>
-      </w:pPr>
+      <w:r>
+        <w:br/>
+      </w:r>
       <w:r>
         <w:rPr>
           <w:rFonts w:ascii="Charis SIL Bold" w:hAnsi="Charis SIL Bold" w:eastAsia="Charis SIL Bold"/>
@@ -207,283 +168,8 @@
         <w:autoSpaceDN w:val="0"/>
         <w:autoSpaceDE w:val="0"/>
         <w:widowControl/>
-        <w:spacing w:line="352" w:lineRule="exact" w:before="228" w:after="0"/>
-        <w:ind w:left="0" w:right="0" w:firstLine="0"/>
-        <w:jc w:val="left"/>
-      </w:pPr>
-      <w:r>
-        <w:rPr>
-          <w:rFonts w:ascii="Charis SIL Regular" w:hAnsi="Charis SIL Regular" w:eastAsia="Charis SIL Regular"/>
-          <w:b w:val="0"/>
-          <w:i w:val="0"/>
-          <w:color w:val="000000"/>
-          <w:sz w:val="24"/>
-        </w:rPr>
-        <w:t>Boek:</w:t>
-      </w:r>
-    </w:p>
-    <w:p>
-      <w:pPr>
-        <w:autoSpaceDN w:val="0"/>
-        <w:autoSpaceDE w:val="0"/>
-        <w:widowControl/>
-        <w:spacing w:line="288" w:lineRule="exact" w:before="240" w:after="0"/>
-        <w:ind w:left="800" w:right="1008" w:firstLine="0"/>
-        <w:jc w:val="left"/>
-      </w:pPr>
-      <w:r>
-        <w:rPr>
-          <w:rFonts w:ascii="Charis SIL Italic" w:hAnsi="Charis SIL Italic" w:eastAsia="Charis SIL Italic"/>
-          <w:b w:val="0"/>
-          <w:i/>
-          <w:color w:val="000000"/>
-          <w:sz w:val="24"/>
-        </w:rPr>
-        <w:t xml:space="preserve">Schotanus, M., V. Arnoldus-Schröder, en Nico de Jonge. Hoe het ging en verging: </w:t>
-      </w:r>
-      <w:r>
-        <w:rPr>
-          <w:rFonts w:ascii="Charis SIL Italic" w:hAnsi="Charis SIL Italic" w:eastAsia="Charis SIL Italic"/>
-          <w:b w:val="0"/>
-          <w:i/>
-          <w:color w:val="000000"/>
-          <w:sz w:val="24"/>
-        </w:rPr>
-        <w:t xml:space="preserve">25 jaar ‘Gerardus van der Leeuw’. Groningen: Volkenkundig Museum ‘Gerardus </w:t>
-      </w:r>
-      <w:r>
-        <w:rPr>
-          <w:rFonts w:ascii="Charis SIL Italic" w:hAnsi="Charis SIL Italic" w:eastAsia="Charis SIL Italic"/>
-          <w:b w:val="0"/>
-          <w:i/>
-          <w:color w:val="000000"/>
-          <w:sz w:val="24"/>
-        </w:rPr>
-        <w:t>van der Leeuw’, 2003.</w:t>
-      </w:r>
-      <w:r>
-        <w:rPr>
-          <w:rFonts w:ascii="Charis SIL Italic" w:hAnsi="Charis SIL Italic" w:eastAsia="Charis SIL Italic"/>
-          <w:b w:val="0"/>
-          <w:i/>
-          <w:color w:val="000000"/>
-          <w:sz w:val="24"/>
-        </w:rPr>
-        <w:t xml:space="preserve">Boek en catalogus uit 2003 die bondige informatie geeft </w:t>
-      </w:r>
-      <w:r>
-        <w:rPr>
-          <w:rFonts w:ascii="Charis SIL Italic" w:hAnsi="Charis SIL Italic" w:eastAsia="Charis SIL Italic"/>
-          <w:b w:val="0"/>
-          <w:i/>
-          <w:color w:val="000000"/>
-          <w:sz w:val="24"/>
-        </w:rPr>
-        <w:t xml:space="preserve">over het Volkenkundig Museum 'Gerardus van der Leeuw' en een overzicht biedt </w:t>
-      </w:r>
-      <w:r>
-        <w:rPr>
-          <w:rFonts w:ascii="Charis SIL Italic" w:hAnsi="Charis SIL Italic" w:eastAsia="Charis SIL Italic"/>
-          <w:b w:val="0"/>
-          <w:i/>
-          <w:color w:val="000000"/>
-          <w:sz w:val="24"/>
-        </w:rPr>
-        <w:t>van de MG-collectie.</w:t>
-      </w:r>
-    </w:p>
-    <w:p>
-      <w:pPr>
-        <w:autoSpaceDN w:val="0"/>
-        <w:autoSpaceDE w:val="0"/>
-        <w:widowControl/>
-        <w:spacing w:line="288" w:lineRule="exact" w:before="240" w:after="0"/>
-        <w:ind w:left="800" w:right="864" w:firstLine="0"/>
-        <w:jc w:val="left"/>
-      </w:pPr>
-      <w:r>
-        <w:rPr>
-          <w:rFonts w:ascii="Charis SIL Regular" w:hAnsi="Charis SIL Regular" w:eastAsia="Charis SIL Regular"/>
-          <w:b w:val="0"/>
-          <w:i w:val="0"/>
-          <w:color w:val="0000FF"/>
-          <w:sz w:val="24"/>
-          <w:u w:val="single"/>
-        </w:rPr>
-        <w:hyperlink r:id="rId9" w:history="1">
-          <w:r>
-            <w:rPr>
-              <w:rStyle w:val="Hyperlink"/>
-            </w:rPr>
-            <w:t>https://</w:t>
-          </w:r>
-        </w:hyperlink>
-      </w:r>
-      <w:r>
-        <w:rPr>
-          <w:rFonts w:ascii="Charis SIL Regular" w:hAnsi="Charis SIL Regular" w:eastAsia="Charis SIL Regular"/>
-          <w:b w:val="0"/>
-          <w:i w:val="0"/>
-          <w:color w:val="0000FF"/>
-          <w:sz w:val="24"/>
-          <w:u w:val="single"/>
-        </w:rPr>
-        <w:hyperlink r:id="rId9" w:history="1">
-          <w:r>
-            <w:rPr>
-              <w:rStyle w:val="Hyperlink"/>
-            </w:rPr>
-            <w:t>search.worldcat.org/</w:t>
-          </w:r>
-        </w:hyperlink>
-      </w:r>
-      <w:r>
-        <w:rPr>
-          <w:rFonts w:ascii="Charis SIL Regular" w:hAnsi="Charis SIL Regular" w:eastAsia="Charis SIL Regular"/>
-          <w:b w:val="0"/>
-          <w:i w:val="0"/>
-          <w:color w:val="0000FF"/>
-          <w:sz w:val="24"/>
-          <w:u w:val="single"/>
-        </w:rPr>
-        <w:hyperlink r:id="rId9" w:history="1">
-          <w:r>
-            <w:rPr>
-              <w:rStyle w:val="Hyperlink"/>
-            </w:rPr>
-            <w:t>title/66693349</w:t>
-          </w:r>
-        </w:hyperlink>
-      </w:r>
-      <w:r>
-        <w:rPr>
-          <w:rFonts w:ascii="Charis SIL Regular" w:hAnsi="Charis SIL Regular" w:eastAsia="Charis SIL Regular"/>
-          <w:b w:val="0"/>
-          <w:i w:val="0"/>
-          <w:color w:val="000000"/>
-          <w:sz w:val="24"/>
-        </w:rPr>
-        <w:t xml:space="preserve">, </w:t>
-      </w:r>
-      <w:r>
-        <w:rPr>
-          <w:rFonts w:ascii="Charis SIL Regular" w:hAnsi="Charis SIL Regular" w:eastAsia="Charis SIL Regular"/>
-          <w:b w:val="0"/>
-          <w:i w:val="0"/>
-          <w:color w:val="0000FF"/>
-          <w:sz w:val="24"/>
-          <w:u w:val="single"/>
-        </w:rPr>
-        <w:hyperlink r:id="rId10" w:history="1">
-          <w:r>
-            <w:rPr>
-              <w:rStyle w:val="Hyperlink"/>
-            </w:rPr>
-            <w:t>ISBN</w:t>
-          </w:r>
-        </w:hyperlink>
-      </w:r>
-      <w:r>
-        <w:rPr>
-          <w:rFonts w:ascii="Charis SIL Regular" w:hAnsi="Charis SIL Regular" w:eastAsia="Charis SIL Regular"/>
-          <w:b w:val="0"/>
-          <w:i w:val="0"/>
-          <w:color w:val="0000FF"/>
-          <w:sz w:val="24"/>
-          <w:u w:val="single"/>
-        </w:rPr>
-        <w:t xml:space="preserve"> </w:t>
-      </w:r>
-      <w:r>
-        <w:rPr>
-          <w:rFonts w:ascii="Charis SIL Regular" w:hAnsi="Charis SIL Regular" w:eastAsia="Charis SIL Regular"/>
-          <w:b w:val="0"/>
-          <w:i w:val="0"/>
-          <w:color w:val="0000FF"/>
-          <w:sz w:val="24"/>
-          <w:u w:val="single"/>
-        </w:rPr>
-        <w:hyperlink r:id="rId10" w:history="1">
-          <w:r>
-            <w:rPr>
-              <w:rStyle w:val="Hyperlink"/>
-            </w:rPr>
-            <w:t>9789080798915</w:t>
-          </w:r>
-        </w:hyperlink>
-      </w:r>
-      <w:r>
-        <w:rPr>
-          <w:rFonts w:ascii="Charis SIL Regular" w:hAnsi="Charis SIL Regular" w:eastAsia="Charis SIL Regular"/>
-          <w:b w:val="0"/>
-          <w:i w:val="0"/>
-          <w:color w:val="000000"/>
-          <w:sz w:val="24"/>
-        </w:rPr>
-        <w:t xml:space="preserve">, </w:t>
-      </w:r>
-      <w:r>
-        <w:rPr>
-          <w:rFonts w:ascii="Charis SIL Regular" w:hAnsi="Charis SIL Regular" w:eastAsia="Charis SIL Regular"/>
-          <w:b w:val="0"/>
-          <w:i w:val="0"/>
-          <w:color w:val="0000FF"/>
-          <w:sz w:val="24"/>
-          <w:u w:val="single"/>
-        </w:rPr>
-        <w:hyperlink r:id="rId9" w:history="1">
-          <w:r>
-            <w:rPr>
-              <w:rStyle w:val="Hyperlink"/>
-            </w:rPr>
-            <w:t xml:space="preserve">WorldCat </w:t>
-          </w:r>
-        </w:hyperlink>
-      </w:r>
-      <w:r>
-        <w:rPr>
-          <w:rFonts w:ascii="Charis SIL Regular" w:hAnsi="Charis SIL Regular" w:eastAsia="Charis SIL Regular"/>
-          <w:b w:val="0"/>
-          <w:i w:val="0"/>
-          <w:color w:val="0000FF"/>
-          <w:sz w:val="24"/>
-          <w:u w:val="single"/>
-        </w:rPr>
-        <w:hyperlink r:id="rId9" w:history="1">
-          <w:r>
-            <w:rPr>
-              <w:rStyle w:val="Hyperlink"/>
-            </w:rPr>
-            <w:t>666933</w:t>
-          </w:r>
-        </w:hyperlink>
-      </w:r>
-      <w:r>
-        <w:rPr>
-          <w:rFonts w:ascii="Charis SIL Regular" w:hAnsi="Charis SIL Regular" w:eastAsia="Charis SIL Regular"/>
-          <w:b w:val="0"/>
-          <w:i w:val="0"/>
-          <w:color w:val="0000FF"/>
-          <w:sz w:val="24"/>
-          <w:u w:val="single"/>
-        </w:rPr>
-        <w:hyperlink r:id="rId9" w:history="1">
-          <w:r>
-            <w:rPr>
-              <w:rStyle w:val="Hyperlink"/>
-            </w:rPr>
-            <w:t>49</w:t>
-          </w:r>
-        </w:hyperlink>
-      </w:r>
-    </w:p>
-    <w:p>
-      <w:pPr>
-        <w:autoSpaceDN w:val="0"/>
-        <w:autoSpaceDE w:val="0"/>
-        <w:widowControl/>
-        <w:spacing w:line="540" w:lineRule="exact" w:before="478" w:after="0"/>
-        <w:ind w:left="0" w:right="0" w:firstLine="0"/>
+        <w:spacing w:line="554" w:lineRule="exact" w:before="516" w:after="0"/>
+        <w:ind w:left="0" w:right="3024" w:firstLine="0"/>
         <w:jc w:val="left"/>
       </w:pPr>
       <w:r>
@@ -494,18 +180,11 @@
           <w:color w:val="000000"/>
           <w:sz w:val="36"/>
         </w:rPr>
-        <w:t>Relevant Data</w:t>
+        <w:t xml:space="preserve">Relevant Data </w:t>
       </w:r>
-    </w:p>
-    <w:p>
-      <w:pPr>
-        <w:autoSpaceDN w:val="0"/>
-        <w:autoSpaceDE w:val="0"/>
-        <w:widowControl/>
-        <w:spacing w:line="352" w:lineRule="exact" w:before="228" w:after="0"/>
-        <w:ind w:left="0" w:right="0" w:firstLine="0"/>
-        <w:jc w:val="left"/>
-      </w:pPr>
+      <w:r>
+        <w:br/>
+      </w:r>
       <w:r>
         <w:rPr>
           <w:rFonts w:ascii="Charis SIL Regular" w:hAnsi="Charis SIL Regular" w:eastAsia="Charis SIL Regular"/>
@@ -514,18 +193,11 @@
           <w:color w:val="000000"/>
           <w:sz w:val="24"/>
         </w:rPr>
-        <w:t>TO BE FILLED</w:t>
+        <w:t xml:space="preserve">TO BE FILLED </w:t>
       </w:r>
-    </w:p>
-    <w:p>
-      <w:pPr>
-        <w:autoSpaceDN w:val="0"/>
-        <w:autoSpaceDE w:val="0"/>
-        <w:widowControl/>
-        <w:spacing w:line="352" w:lineRule="exact" w:before="176" w:after="0"/>
-        <w:ind w:left="0" w:right="0" w:firstLine="0"/>
-        <w:jc w:val="left"/>
-      </w:pPr>
+      <w:r>
+        <w:br/>
+      </w:r>
       <w:r>
         <w:rPr>
           <w:rFonts w:ascii="Charis SIL Italic" w:hAnsi="Charis SIL Italic" w:eastAsia="Charis SIL Italic"/>

--- a/EXPORTS/DOCX/review/niveau3/Dutch/Princessehof.docx
+++ b/EXPORTS/DOCX/review/niveau3/Dutch/Princessehof.docx
@@ -168,7 +168,7 @@
         <w:autoSpaceDN w:val="0"/>
         <w:autoSpaceDE w:val="0"/>
         <w:widowControl/>
-        <w:spacing w:line="554" w:lineRule="exact" w:before="516" w:after="0"/>
+        <w:spacing w:line="554" w:lineRule="exact" w:before="496" w:after="0"/>
         <w:ind w:left="0" w:right="3024" w:firstLine="0"/>
         <w:jc w:val="left"/>
       </w:pPr>

--- a/EXPORTS/DOCX/review/niveau3/Dutch/Princessehof.docx
+++ b/EXPORTS/DOCX/review/niveau3/Dutch/Princessehof.docx
@@ -63,7 +63,7 @@
         <w:autoSpaceDE w:val="0"/>
         <w:widowControl/>
         <w:spacing w:line="562" w:lineRule="exact" w:before="62" w:after="0"/>
-        <w:ind w:left="0" w:right="8208" w:firstLine="0"/>
+        <w:ind w:left="0" w:right="7344" w:firstLine="0"/>
         <w:jc w:val="left"/>
       </w:pPr>
       <w:r>
@@ -87,7 +87,7 @@
           <w:color w:val="000000"/>
           <w:sz w:val="24"/>
         </w:rPr>
-        <w:t>Te schrijven.</w:t>
+        <w:t>Te schrijven. Aanvulling.</w:t>
       </w:r>
     </w:p>
     <w:p>
@@ -169,7 +169,7 @@
         <w:autoSpaceDE w:val="0"/>
         <w:widowControl/>
         <w:spacing w:line="554" w:lineRule="exact" w:before="496" w:after="0"/>
-        <w:ind w:left="0" w:right="3024" w:firstLine="0"/>
+        <w:ind w:left="0" w:right="0" w:firstLine="0"/>
         <w:jc w:val="left"/>
       </w:pPr>
       <w:r>
@@ -206,7 +206,7 @@
           <w:color w:val="000000"/>
           <w:sz w:val="24"/>
         </w:rPr>
-        <w:t>last edited by Gabriëlle Scheijbeler as original_author on 2026-06-16</w:t>
+        <w:t>last edited by Gabriëlle Scheijbeler as original_author on 2026-06-16 (applies to section: undefined)</w:t>
       </w:r>
     </w:p>
     <w:sectPr>

--- a/EXPORTS/DOCX/review/niveau3/Dutch/Princessehof.docx
+++ b/EXPORTS/DOCX/review/niveau3/Dutch/Princessehof.docx
@@ -63,7 +63,7 @@
         <w:autoSpaceDE w:val="0"/>
         <w:widowControl/>
         <w:spacing w:line="562" w:lineRule="exact" w:before="62" w:after="0"/>
-        <w:ind w:left="0" w:right="7344" w:firstLine="0"/>
+        <w:ind w:left="0" w:right="5184" w:firstLine="0"/>
         <w:jc w:val="left"/>
       </w:pPr>
       <w:r>
@@ -87,7 +87,7 @@
           <w:color w:val="000000"/>
           <w:sz w:val="24"/>
         </w:rPr>
-        <w:t>Te schrijven. Aanvulling.</w:t>
+        <w:t>Te schrijven. Aanvulling. Tweede aanvulling.</w:t>
       </w:r>
     </w:p>
     <w:p>
@@ -98,10 +98,23 @@
         </w:tabs>
         <w:autoSpaceDE w:val="0"/>
         <w:widowControl/>
-        <w:spacing w:line="682" w:lineRule="exact" w:before="56" w:after="0"/>
+        <w:spacing w:line="680" w:lineRule="exact" w:before="0" w:after="0"/>
         <w:ind w:left="0" w:right="4176" w:firstLine="0"/>
         <w:jc w:val="left"/>
       </w:pPr>
+      <w:r>
+        <w:rPr>
+          <w:rFonts w:ascii="Charis SIL Bold" w:hAnsi="Charis SIL Bold" w:eastAsia="Charis SIL Bold"/>
+          <w:b/>
+          <w:i w:val="0"/>
+          <w:color w:val="000000"/>
+          <w:sz w:val="28"/>
+        </w:rPr>
+        <w:t xml:space="preserve">Kijken of een nieuw kopje ook werkt </w:t>
+      </w:r>
+      <w:r>
+        <w:br/>
+      </w:r>
       <w:r>
         <w:rPr>
           <w:rFonts w:ascii="Charis SIL Bold" w:hAnsi="Charis SIL Bold" w:eastAsia="Charis SIL Bold"/>

--- a/EXPORTS/DOCX/review/niveau3/Dutch/Princessehof.docx
+++ b/EXPORTS/DOCX/review/niveau3/Dutch/Princessehof.docx
@@ -63,7 +63,7 @@
         <w:autoSpaceDE w:val="0"/>
         <w:widowControl/>
         <w:spacing w:line="562" w:lineRule="exact" w:before="62" w:after="0"/>
-        <w:ind w:left="0" w:right="5184" w:firstLine="0"/>
+        <w:ind w:left="0" w:right="8208" w:firstLine="0"/>
         <w:jc w:val="left"/>
       </w:pPr>
       <w:r>
@@ -87,7 +87,7 @@
           <w:color w:val="000000"/>
           <w:sz w:val="24"/>
         </w:rPr>
-        <w:t>Te schrijven. Aanvulling. Tweede aanvulling.</w:t>
+        <w:t>Te schrijven.</w:t>
       </w:r>
     </w:p>
     <w:p>
@@ -98,23 +98,10 @@
         </w:tabs>
         <w:autoSpaceDE w:val="0"/>
         <w:widowControl/>
-        <w:spacing w:line="680" w:lineRule="exact" w:before="0" w:after="0"/>
+        <w:spacing w:line="682" w:lineRule="exact" w:before="56" w:after="0"/>
         <w:ind w:left="0" w:right="4176" w:firstLine="0"/>
         <w:jc w:val="left"/>
       </w:pPr>
-      <w:r>
-        <w:rPr>
-          <w:rFonts w:ascii="Charis SIL Bold" w:hAnsi="Charis SIL Bold" w:eastAsia="Charis SIL Bold"/>
-          <w:b/>
-          <w:i w:val="0"/>
-          <w:color w:val="000000"/>
-          <w:sz w:val="28"/>
-        </w:rPr>
-        <w:t xml:space="preserve">Kijken of een nieuw kopje ook werkt </w:t>
-      </w:r>
-      <w:r>
-        <w:br/>
-      </w:r>
       <w:r>
         <w:rPr>
           <w:rFonts w:ascii="Charis SIL Bold" w:hAnsi="Charis SIL Bold" w:eastAsia="Charis SIL Bold"/>

--- a/EXPORTS/DOCX/review/niveau3/Dutch/Princessehof.docx
+++ b/EXPORTS/DOCX/review/niveau3/Dutch/Princessehof.docx
@@ -63,7 +63,7 @@
         <w:autoSpaceDE w:val="0"/>
         <w:widowControl/>
         <w:spacing w:line="562" w:lineRule="exact" w:before="62" w:after="0"/>
-        <w:ind w:left="0" w:right="8208" w:firstLine="0"/>
+        <w:ind w:left="0" w:right="5184" w:firstLine="0"/>
         <w:jc w:val="left"/>
       </w:pPr>
       <w:r>
@@ -87,7 +87,7 @@
           <w:color w:val="000000"/>
           <w:sz w:val="24"/>
         </w:rPr>
-        <w:t>Te schrijven.</w:t>
+        <w:t>Te schrijven. Kijken of het nog steeds werkt.</w:t>
       </w:r>
     </w:p>
     <w:p>

--- a/EXPORTS/DOCX/review/niveau3/Dutch/Princessehof.docx
+++ b/EXPORTS/DOCX/review/niveau3/Dutch/Princessehof.docx
@@ -63,7 +63,7 @@
         <w:autoSpaceDE w:val="0"/>
         <w:widowControl/>
         <w:spacing w:line="562" w:lineRule="exact" w:before="62" w:after="0"/>
-        <w:ind w:left="0" w:right="5184" w:firstLine="0"/>
+        <w:ind w:left="0" w:right="8208" w:firstLine="0"/>
         <w:jc w:val="left"/>
       </w:pPr>
       <w:r>
@@ -87,7 +87,7 @@
           <w:color w:val="000000"/>
           <w:sz w:val="24"/>
         </w:rPr>
-        <w:t>Te schrijven. Kijken of het nog steeds werkt.</w:t>
+        <w:t>Te schrijven.</w:t>
       </w:r>
     </w:p>
     <w:p>
